--- a/output/tables/Marsh.tit.model.select.table.docx
+++ b/output/tables/Marsh.tit.model.select.table.docx
@@ -102,7 +102,7 @@
               <w:pStyle w:val="Normal"/>
             </w:pPr>
             <w:r>
-              <w:t>37092.95</w:t>
+              <w:t>36952.27</w:t>
             </w:r>
           </w:p>
         </w:tc>
@@ -164,27 +164,27 @@
               <w:pStyle w:val="Normal"/>
             </w:pPr>
             <w:r>
-              <w:t>37204.48</w:t>
-            </w:r>
-          </w:p>
-        </w:tc>
-        <w:tc>
-          <w:p>
-            <w:pPr>
-              <w:pStyle w:val="Normal"/>
-            </w:pPr>
-            <w:r>
-              <w:t>111.52</w:t>
-            </w:r>
-          </w:p>
-        </w:tc>
-        <w:tc>
-          <w:p>
-            <w:pPr>
-              <w:pStyle w:val="Normal"/>
-            </w:pPr>
-            <w:r>
-              <w:t>6.068378e-25</w:t>
+              <w:t>37062.53</w:t>
+            </w:r>
+          </w:p>
+        </w:tc>
+        <w:tc>
+          <w:p>
+            <w:pPr>
+              <w:pStyle w:val="Normal"/>
+            </w:pPr>
+            <w:r>
+              <w:t>110.26</w:t>
+            </w:r>
+          </w:p>
+        </w:tc>
+        <w:tc>
+          <w:p>
+            <w:pPr>
+              <w:pStyle w:val="Normal"/>
+            </w:pPr>
+            <w:r>
+              <w:t>1.139737e-24</w:t>
             </w:r>
           </w:p>
         </w:tc>
@@ -226,27 +226,27 @@
               <w:pStyle w:val="Normal"/>
             </w:pPr>
             <w:r>
-              <w:t>37456.98</w:t>
-            </w:r>
-          </w:p>
-        </w:tc>
-        <w:tc>
-          <w:p>
-            <w:pPr>
-              <w:pStyle w:val="Normal"/>
-            </w:pPr>
-            <w:r>
-              <w:t>364.02</w:t>
-            </w:r>
-          </w:p>
-        </w:tc>
-        <w:tc>
-          <w:p>
-            <w:pPr>
-              <w:pStyle w:val="Normal"/>
-            </w:pPr>
-            <w:r>
-              <w:t>8.985605e-80</w:t>
+              <w:t>37367.58</w:t>
+            </w:r>
+          </w:p>
+        </w:tc>
+        <w:tc>
+          <w:p>
+            <w:pPr>
+              <w:pStyle w:val="Normal"/>
+            </w:pPr>
+            <w:r>
+              <w:t>415.31</w:t>
+            </w:r>
+          </w:p>
+        </w:tc>
+        <w:tc>
+          <w:p>
+            <w:pPr>
+              <w:pStyle w:val="Normal"/>
+            </w:pPr>
+            <w:r>
+              <w:t>6.553680e-91</w:t>
             </w:r>
           </w:p>
         </w:tc>
@@ -288,27 +288,27 @@
               <w:pStyle w:val="Normal"/>
             </w:pPr>
             <w:r>
-              <w:t>37476.99</w:t>
-            </w:r>
-          </w:p>
-        </w:tc>
-        <w:tc>
-          <w:p>
-            <w:pPr>
-              <w:pStyle w:val="Normal"/>
-            </w:pPr>
-            <w:r>
-              <w:t>384.04</w:t>
-            </w:r>
-          </w:p>
-        </w:tc>
-        <w:tc>
-          <w:p>
-            <w:pPr>
-              <w:pStyle w:val="Normal"/>
-            </w:pPr>
-            <w:r>
-              <w:t>4.046601e-84</w:t>
+              <w:t>37386.97</w:t>
+            </w:r>
+          </w:p>
+        </w:tc>
+        <w:tc>
+          <w:p>
+            <w:pPr>
+              <w:pStyle w:val="Normal"/>
+            </w:pPr>
+            <w:r>
+              <w:t>434.70</w:t>
+            </w:r>
+          </w:p>
+        </w:tc>
+        <w:tc>
+          <w:p>
+            <w:pPr>
+              <w:pStyle w:val="Normal"/>
+            </w:pPr>
+            <w:r>
+              <w:t>4.033374e-95</w:t>
             </w:r>
           </w:p>
         </w:tc>
@@ -350,27 +350,27 @@
               <w:pStyle w:val="Normal"/>
             </w:pPr>
             <w:r>
-              <w:t>37532.83</w:t>
-            </w:r>
-          </w:p>
-        </w:tc>
-        <w:tc>
-          <w:p>
-            <w:pPr>
-              <w:pStyle w:val="Normal"/>
-            </w:pPr>
-            <w:r>
-              <w:t>439.88</w:t>
-            </w:r>
-          </w:p>
-        </w:tc>
-        <w:tc>
-          <w:p>
-            <w:pPr>
-              <w:pStyle w:val="Normal"/>
-            </w:pPr>
-            <w:r>
-              <w:t>3.027993e-96</w:t>
+              <w:t>37431.63</w:t>
+            </w:r>
+          </w:p>
+        </w:tc>
+        <w:tc>
+          <w:p>
+            <w:pPr>
+              <w:pStyle w:val="Normal"/>
+            </w:pPr>
+            <w:r>
+              <w:t>479.36</w:t>
+            </w:r>
+          </w:p>
+        </w:tc>
+        <w:tc>
+          <w:p>
+            <w:pPr>
+              <w:pStyle w:val="Normal"/>
+            </w:pPr>
+            <w:r>
+              <w:t>8.085440e-105</w:t>
             </w:r>
           </w:p>
         </w:tc>
@@ -392,7 +392,7 @@
               <w:pStyle w:val="Normal"/>
             </w:pPr>
             <w:r>
-              <w:t>NMD.Deciduous + NMD.Hardwood + canopy.height</w:t>
+              <w:t>NMD.Deciduous + NMD.Hardwood + LiDAR.top</w:t>
             </w:r>
           </w:p>
         </w:tc>
@@ -412,27 +412,27 @@
               <w:pStyle w:val="Normal"/>
             </w:pPr>
             <w:r>
-              <w:t>37572.79</w:t>
-            </w:r>
-          </w:p>
-        </w:tc>
-        <w:tc>
-          <w:p>
-            <w:pPr>
-              <w:pStyle w:val="Normal"/>
-            </w:pPr>
-            <w:r>
-              <w:t>479.84</w:t>
-            </w:r>
-          </w:p>
-        </w:tc>
-        <w:tc>
-          <w:p>
-            <w:pPr>
-              <w:pStyle w:val="Normal"/>
-            </w:pPr>
-            <w:r>
-              <w:t>6.373609e-105</w:t>
+              <w:t>37460.86</w:t>
+            </w:r>
+          </w:p>
+        </w:tc>
+        <w:tc>
+          <w:p>
+            <w:pPr>
+              <w:pStyle w:val="Normal"/>
+            </w:pPr>
+            <w:r>
+              <w:t>508.59</w:t>
+            </w:r>
+          </w:p>
+        </w:tc>
+        <w:tc>
+          <w:p>
+            <w:pPr>
+              <w:pStyle w:val="Normal"/>
+            </w:pPr>
+            <w:r>
+              <w:t>3.645983e-111</w:t>
             </w:r>
           </w:p>
         </w:tc>
@@ -454,7 +454,7 @@
               <w:pStyle w:val="Normal"/>
             </w:pPr>
             <w:r>
-              <w:t>NMD.Deciduous + NMD.Hardwood + LiDAR.top</w:t>
+              <w:t>NMD.Deciduous + NMD.Hardwood + canopy.height</w:t>
             </w:r>
           </w:p>
         </w:tc>
@@ -474,27 +474,27 @@
               <w:pStyle w:val="Normal"/>
             </w:pPr>
             <w:r>
-              <w:t>37573.09</w:t>
-            </w:r>
-          </w:p>
-        </w:tc>
-        <w:tc>
-          <w:p>
-            <w:pPr>
-              <w:pStyle w:val="Normal"/>
-            </w:pPr>
-            <w:r>
-              <w:t>480.14</w:t>
-            </w:r>
-          </w:p>
-        </w:tc>
-        <w:tc>
-          <w:p>
-            <w:pPr>
-              <w:pStyle w:val="Normal"/>
-            </w:pPr>
-            <w:r>
-              <w:t>5.494699e-105</w:t>
+              <w:t>37461.70</w:t>
+            </w:r>
+          </w:p>
+        </w:tc>
+        <w:tc>
+          <w:p>
+            <w:pPr>
+              <w:pStyle w:val="Normal"/>
+            </w:pPr>
+            <w:r>
+              <w:t>509.43</w:t>
+            </w:r>
+          </w:p>
+        </w:tc>
+        <w:tc>
+          <w:p>
+            <w:pPr>
+              <w:pStyle w:val="Normal"/>
+            </w:pPr>
+            <w:r>
+              <w:t>2.397079e-111</w:t>
             </w:r>
           </w:p>
         </w:tc>
@@ -536,27 +536,27 @@
               <w:pStyle w:val="Normal"/>
             </w:pPr>
             <w:r>
-              <w:t>37575.80</w:t>
-            </w:r>
-          </w:p>
-        </w:tc>
-        <w:tc>
-          <w:p>
-            <w:pPr>
-              <w:pStyle w:val="Normal"/>
-            </w:pPr>
-            <w:r>
-              <w:t>482.85</w:t>
-            </w:r>
-          </w:p>
-        </w:tc>
-        <w:tc>
-          <w:p>
-            <w:pPr>
-              <w:pStyle w:val="Normal"/>
-            </w:pPr>
-            <w:r>
-              <w:t>1.414493e-105</w:t>
+              <w:t>37462.83</w:t>
+            </w:r>
+          </w:p>
+        </w:tc>
+        <w:tc>
+          <w:p>
+            <w:pPr>
+              <w:pStyle w:val="Normal"/>
+            </w:pPr>
+            <w:r>
+              <w:t>510.56</w:t>
+            </w:r>
+          </w:p>
+        </w:tc>
+        <w:tc>
+          <w:p>
+            <w:pPr>
+              <w:pStyle w:val="Normal"/>
+            </w:pPr>
+            <w:r>
+              <w:t>1.357795e-111</w:t>
             </w:r>
           </w:p>
         </w:tc>
@@ -598,27 +598,27 @@
               <w:pStyle w:val="Normal"/>
             </w:pPr>
             <w:r>
-              <w:t>37579.38</w:t>
-            </w:r>
-          </w:p>
-        </w:tc>
-        <w:tc>
-          <w:p>
-            <w:pPr>
-              <w:pStyle w:val="Normal"/>
-            </w:pPr>
-            <w:r>
-              <w:t>486.43</w:t>
-            </w:r>
-          </w:p>
-        </w:tc>
-        <w:tc>
-          <w:p>
-            <w:pPr>
-              <w:pStyle w:val="Normal"/>
-            </w:pPr>
-            <w:r>
-              <w:t>2.366422e-106</w:t>
+              <w:t>37465.27</w:t>
+            </w:r>
+          </w:p>
+        </w:tc>
+        <w:tc>
+          <w:p>
+            <w:pPr>
+              <w:pStyle w:val="Normal"/>
+            </w:pPr>
+            <w:r>
+              <w:t>513.00</w:t>
+            </w:r>
+          </w:p>
+        </w:tc>
+        <w:tc>
+          <w:p>
+            <w:pPr>
+              <w:pStyle w:val="Normal"/>
+            </w:pPr>
+            <w:r>
+              <w:t>4.016949e-112</w:t>
             </w:r>
           </w:p>
         </w:tc>
@@ -660,27 +660,27 @@
               <w:pStyle w:val="Normal"/>
             </w:pPr>
             <w:r>
-              <w:t>37884.80</w:t>
-            </w:r>
-          </w:p>
-        </w:tc>
-        <w:tc>
-          <w:p>
-            <w:pPr>
-              <w:pStyle w:val="Normal"/>
-            </w:pPr>
-            <w:r>
-              <w:t>791.85</w:t>
-            </w:r>
-          </w:p>
-        </w:tc>
-        <w:tc>
-          <w:p>
-            <w:pPr>
-              <w:pStyle w:val="Normal"/>
-            </w:pPr>
-            <w:r>
-              <w:t>1.127690e-172</w:t>
+              <w:t>37794.39</w:t>
+            </w:r>
+          </w:p>
+        </w:tc>
+        <w:tc>
+          <w:p>
+            <w:pPr>
+              <w:pStyle w:val="Normal"/>
+            </w:pPr>
+            <w:r>
+              <w:t>842.12</w:t>
+            </w:r>
+          </w:p>
+        </w:tc>
+        <w:tc>
+          <w:p>
+            <w:pPr>
+              <w:pStyle w:val="Normal"/>
+            </w:pPr>
+            <w:r>
+              <w:t>1.370503e-183</w:t>
             </w:r>
           </w:p>
         </w:tc>
@@ -722,17 +722,17 @@
               <w:pStyle w:val="Normal"/>
             </w:pPr>
             <w:r>
-              <w:t>39431.19</w:t>
-            </w:r>
-          </w:p>
-        </w:tc>
-        <w:tc>
-          <w:p>
-            <w:pPr>
-              <w:pStyle w:val="Normal"/>
-            </w:pPr>
-            <w:r>
-              <w:t>2338.24</w:t>
+              <w:t>39401.93</w:t>
+            </w:r>
+          </w:p>
+        </w:tc>
+        <w:tc>
+          <w:p>
+            <w:pPr>
+              <w:pStyle w:val="Normal"/>
+            </w:pPr>
+            <w:r>
+              <w:t>2449.66</w:t>
             </w:r>
           </w:p>
         </w:tc>
@@ -764,6 +764,68 @@
               <w:pStyle w:val="Normal"/>
             </w:pPr>
             <w:r>
+              <w:t>NMD.Evergreen</w:t>
+            </w:r>
+          </w:p>
+        </w:tc>
+        <w:tc>
+          <w:p>
+            <w:pPr>
+              <w:pStyle w:val="Normal"/>
+            </w:pPr>
+            <w:r>
+              <w:t>2</w:t>
+            </w:r>
+          </w:p>
+        </w:tc>
+        <w:tc>
+          <w:p>
+            <w:pPr>
+              <w:pStyle w:val="Normal"/>
+            </w:pPr>
+            <w:r>
+              <w:t>39931.26</w:t>
+            </w:r>
+          </w:p>
+        </w:tc>
+        <w:tc>
+          <w:p>
+            <w:pPr>
+              <w:pStyle w:val="Normal"/>
+            </w:pPr>
+            <w:r>
+              <w:t>2978.99</w:t>
+            </w:r>
+          </w:p>
+        </w:tc>
+        <w:tc>
+          <w:p>
+            <w:pPr>
+              <w:pStyle w:val="Normal"/>
+            </w:pPr>
+            <w:r>
+              <w:t>0.000000e+00</w:t>
+            </w:r>
+          </w:p>
+        </w:tc>
+        <w:tc>
+          <w:p>
+            <w:pPr>
+              <w:pStyle w:val="Normal"/>
+            </w:pPr>
+            <w:r>
+              <w:t>0</w:t>
+            </w:r>
+          </w:p>
+        </w:tc>
+      </w:tr>
+      <w:tr>
+        <w:tc>
+          <w:p>
+            <w:pPr>
+              <w:pStyle w:val="Normal"/>
+            </w:pPr>
+            <w:r>
               <w:t>nullmodel</w:t>
             </w:r>
           </w:p>
@@ -784,17 +846,17 @@
               <w:pStyle w:val="Normal"/>
             </w:pPr>
             <w:r>
-              <w:t>40036.49</w:t>
-            </w:r>
-          </w:p>
-        </w:tc>
-        <w:tc>
-          <w:p>
-            <w:pPr>
-              <w:pStyle w:val="Normal"/>
-            </w:pPr>
-            <w:r>
-              <w:t>2943.54</w:t>
+              <w:t>40070.49</w:t>
+            </w:r>
+          </w:p>
+        </w:tc>
+        <w:tc>
+          <w:p>
+            <w:pPr>
+              <w:pStyle w:val="Normal"/>
+            </w:pPr>
+            <w:r>
+              <w:t>3118.22</w:t>
             </w:r>
           </w:p>
         </w:tc>
